--- a/printables/garden-answers/U4-garden-answers.docx
+++ b/printables/garden-answers/U4-garden-answers.docx
@@ -127,7 +127,21 @@
           <w:color w:val="E85D04"/>
           <w:sz w:val="24"/>
         </w:rPr>
-        <w:t>二、意思</w:t>
+        <w:t>二、根据意思写原句（答案）</w:t>
+      </w:r>
+    </w:p>
+    <w:p>
+      <w:pPr>
+        <w:spacing w:before="0" w:after="40" w:line="288" w:lineRule="auto"/>
+      </w:pPr>
+      <w:r>
+        <w:rPr>
+          <w:rFonts w:ascii="宋体" w:hAnsi="宋体" w:eastAsia="宋体"/>
+          <w:b w:val="0"/>
+          <w:color w:val="C2410C"/>
+          <w:sz w:val="22"/>
+        </w:rPr>
+        <w:t>意思：云母装饰的屏风上，烛光的影子又深又暗。</w:t>
       </w:r>
     </w:p>
     <w:p>
@@ -139,9 +153,23 @@
           <w:rFonts w:ascii="宋体" w:hAnsi="宋体" w:eastAsia="宋体"/>
           <w:b w:val="0"/>
           <w:color w:val="1C1917"/>
-          <w:sz w:val="24"/>
+          <w:sz w:val="26"/>
         </w:rPr>
-        <w:t>云母屏风烛影深，　→　云母装饰的屏风上，烛光的影子又深又暗。</w:t>
+        <w:t>原句：云母屏风烛影深，</w:t>
+      </w:r>
+    </w:p>
+    <w:p>
+      <w:pPr>
+        <w:spacing w:before="0" w:after="40" w:line="288" w:lineRule="auto"/>
+      </w:pPr>
+      <w:r>
+        <w:rPr>
+          <w:rFonts w:ascii="宋体" w:hAnsi="宋体" w:eastAsia="宋体"/>
+          <w:b w:val="0"/>
+          <w:color w:val="C2410C"/>
+          <w:sz w:val="22"/>
+        </w:rPr>
+        <w:t>意思：银河渐渐西斜，晨星也沉落了。（长河＝银河）</w:t>
       </w:r>
     </w:p>
     <w:p>
@@ -153,9 +181,23 @@
           <w:rFonts w:ascii="宋体" w:hAnsi="宋体" w:eastAsia="宋体"/>
           <w:b w:val="0"/>
           <w:color w:val="1C1917"/>
-          <w:sz w:val="24"/>
+          <w:sz w:val="26"/>
         </w:rPr>
-        <w:t>长河渐落晓星沉。　→　银河渐渐西斜，晨星也沉落了。（长河＝银河）</w:t>
+        <w:t>原句：长河渐落晓星沉。</w:t>
+      </w:r>
+    </w:p>
+    <w:p>
+      <w:pPr>
+        <w:spacing w:before="0" w:after="40" w:line="288" w:lineRule="auto"/>
+      </w:pPr>
+      <w:r>
+        <w:rPr>
+          <w:rFonts w:ascii="宋体" w:hAnsi="宋体" w:eastAsia="宋体"/>
+          <w:b w:val="0"/>
+          <w:color w:val="C2410C"/>
+          <w:sz w:val="22"/>
+        </w:rPr>
+        <w:t>意思：料想嫦娥该后悔偷吃了长生不老药。（应＝料想）</w:t>
       </w:r>
     </w:p>
     <w:p>
@@ -167,9 +209,23 @@
           <w:rFonts w:ascii="宋体" w:hAnsi="宋体" w:eastAsia="宋体"/>
           <w:b w:val="0"/>
           <w:color w:val="1C1917"/>
-          <w:sz w:val="24"/>
+          <w:sz w:val="26"/>
         </w:rPr>
-        <w:t>嫦娥应悔偷灵药，　→　料想嫦娥该后悔偷吃了长生不老药。（应＝料想）</w:t>
+        <w:t>原句：嫦娥应悔偷灵药，</w:t>
+      </w:r>
+    </w:p>
+    <w:p>
+      <w:pPr>
+        <w:spacing w:before="0" w:after="40" w:line="288" w:lineRule="auto"/>
+      </w:pPr>
+      <w:r>
+        <w:rPr>
+          <w:rFonts w:ascii="宋体" w:hAnsi="宋体" w:eastAsia="宋体"/>
+          <w:b w:val="0"/>
+          <w:color w:val="C2410C"/>
+          <w:sz w:val="22"/>
+        </w:rPr>
+        <w:t>意思：面对碧海般的青天，夜夜感到孤单寂寞。</w:t>
       </w:r>
     </w:p>
     <w:p>
@@ -181,9 +237,9 @@
           <w:rFonts w:ascii="宋体" w:hAnsi="宋体" w:eastAsia="宋体"/>
           <w:b w:val="0"/>
           <w:color w:val="1C1917"/>
-          <w:sz w:val="24"/>
+          <w:sz w:val="26"/>
         </w:rPr>
-        <w:t>碧海青天夜夜心。　→　面对碧海般的青天，夜夜感到孤单寂寞。</w:t>
+        <w:t>原句：碧海青天夜夜心。</w:t>
       </w:r>
     </w:p>
     <w:p>

--- a/printables/garden-answers/U4-garden-answers.docx
+++ b/printables/garden-answers/U4-garden-answers.docx
@@ -14,7 +14,7 @@
           <w:color w:val="F4A261"/>
           <w:sz w:val="20"/>
         </w:rPr>
-        <w:t>语文书桌 · 园地参考答案（做完再看）</w:t>
+        <w:t>语文书桌 · 园地过关测参考答案（做完再看）</w:t>
       </w:r>
     </w:p>
     <w:p>
@@ -43,7 +43,7 @@
           <w:color w:val="E85D04"/>
           <w:sz w:val="24"/>
         </w:rPr>
-        <w:t>一、默写（全文）</w:t>
+        <w:t>一、补全名句 / 全文</w:t>
       </w:r>
     </w:p>
     <w:p>
@@ -127,7 +127,35 @@
           <w:color w:val="E85D04"/>
           <w:sz w:val="24"/>
         </w:rPr>
-        <w:t>二、根据意思写原句（答案）</w:t>
+        <w:t>二、关键词填空</w:t>
+      </w:r>
+    </w:p>
+    <w:p>
+      <w:pPr>
+        <w:spacing w:before="0" w:after="120" w:line="288" w:lineRule="auto"/>
+      </w:pPr>
+      <w:r>
+        <w:rPr>
+          <w:rFonts w:ascii="宋体" w:hAnsi="宋体" w:eastAsia="宋体"/>
+          <w:b w:val="0"/>
+          <w:color w:val="1C1917"/>
+          <w:sz w:val="24"/>
+        </w:rPr>
+        <w:t>见「一、全文」原句。</w:t>
+      </w:r>
+    </w:p>
+    <w:p>
+      <w:pPr>
+        <w:spacing w:before="160" w:after="160" w:line="288" w:lineRule="auto"/>
+      </w:pPr>
+      <w:r>
+        <w:rPr>
+          <w:rFonts w:ascii="宋体" w:hAnsi="宋体" w:eastAsia="宋体"/>
+          <w:b/>
+          <w:color w:val="E85D04"/>
+          <w:sz w:val="24"/>
+        </w:rPr>
+        <w:t>三、根据意思写原句</w:t>
       </w:r>
     </w:p>
     <w:p>
@@ -244,20 +272,6 @@
     </w:p>
     <w:p>
       <w:pPr>
-        <w:spacing w:before="0" w:after="120" w:line="288" w:lineRule="auto"/>
-      </w:pPr>
-      <w:r>
-        <w:rPr>
-          <w:rFonts w:ascii="宋体" w:hAnsi="宋体" w:eastAsia="宋体"/>
-          <w:b w:val="0"/>
-          <w:color w:val="1C1917"/>
-          <w:sz w:val="24"/>
-        </w:rPr>
-        <w:t>大意：屏风上烛影深深，银河西斜、晨星沉落；嫦娥大概后悔偷了灵药，从此只能夜夜面对碧海青天，孤清寂寞。</w:t>
-      </w:r>
-    </w:p>
-    <w:p>
-      <w:pPr>
         <w:spacing w:before="160" w:after="160" w:line="288" w:lineRule="auto"/>
       </w:pPr>
       <w:r>
@@ -267,7 +281,7 @@
           <w:color w:val="E85D04"/>
           <w:sz w:val="24"/>
         </w:rPr>
-        <w:t>三、背景</w:t>
+        <w:t>背景</w:t>
       </w:r>
     </w:p>
     <w:p>

--- a/printables/garden-answers/U4-garden-answers.docx
+++ b/printables/garden-answers/U4-garden-answers.docx
@@ -14,7 +14,7 @@
           <w:color w:val="F4A261"/>
           <w:sz w:val="20"/>
         </w:rPr>
-        <w:t>语文书桌 · 园地过关测参考答案（做完再看）</w:t>
+        <w:t>语文书桌 · 园地练习答案（约10–15分钟卷 · 做完再看）</w:t>
       </w:r>
     </w:p>
     <w:p>

--- a/printables/garden-answers/U4-garden-answers.docx
+++ b/printables/garden-answers/U4-garden-answers.docx
@@ -127,21 +127,35 @@
           <w:color w:val="E85D04"/>
           <w:sz w:val="24"/>
         </w:rPr>
-        <w:t>二、关键词填空</w:t>
+        <w:t>一补充：下句答案</w:t>
       </w:r>
     </w:p>
     <w:p>
       <w:pPr>
-        <w:spacing w:before="0" w:after="120" w:line="288" w:lineRule="auto"/>
+        <w:spacing w:before="0" w:after="80" w:line="288" w:lineRule="auto"/>
       </w:pPr>
       <w:r>
         <w:rPr>
           <w:rFonts w:ascii="宋体" w:hAnsi="宋体" w:eastAsia="宋体"/>
           <w:b w:val="0"/>
           <w:color w:val="1C1917"/>
-          <w:sz w:val="24"/>
+          <w:sz w:val="26"/>
         </w:rPr>
-        <w:t>见「一、全文」原句。</w:t>
+        <w:t>1. 长河渐落晓星沉。</w:t>
+      </w:r>
+    </w:p>
+    <w:p>
+      <w:pPr>
+        <w:spacing w:before="0" w:after="80" w:line="288" w:lineRule="auto"/>
+      </w:pPr>
+      <w:r>
+        <w:rPr>
+          <w:rFonts w:ascii="宋体" w:hAnsi="宋体" w:eastAsia="宋体"/>
+          <w:b w:val="0"/>
+          <w:color w:val="1C1917"/>
+          <w:sz w:val="26"/>
+        </w:rPr>
+        <w:t>2. 碧海青天夜夜心。</w:t>
       </w:r>
     </w:p>
     <w:p>
